--- a/sept16-v204-assets/Free_Flagship_60MIN_v2.0.7_Change_Log_and_QA_Report.docx
+++ b/sept16-v204-assets/Free_Flagship_60MIN_v2.0.7_Change_Log_and_QA_Report.docx
@@ -44,7 +44,7 @@
                 <w:color w:val="E3D9C4"/>
                 <w:sz w:val="22"/>
               </w:rPr>
-              <w:t>v2.0.7 CANDIDATE  ·  Revised Sunday, August 30, 2026 at 12:39 PM CT</w:t>
+              <w:t>v2.0.7 CANDIDATE  ·  Revised Sunday, August 30, 2026 at 1:07 PM CT</w:t>
             </w:r>
           </w:p>
         </w:tc>
@@ -66,7 +66,7 @@
           <w:color w:val="B00000"/>
           <w:sz w:val="21"/>
         </w:rPr>
-        <w:t>PRODUCTION REVISION STAMP — Revised Sunday, August 30, 2026 at 12:39 PM CT</w:t>
+        <w:t>PRODUCTION REVISION STAMP — Revised Sunday, August 30, 2026 at 1:07 PM CT</w:t>
       </w:r>
     </w:p>
     <w:p>
@@ -2712,7 +2712,7 @@
           <w:color w:val="0F2347"/>
           <w:sz w:val="32"/>
         </w:rPr>
-        <w:t>Verification — 140 items</w:t>
+        <w:t>Verification — 147 items</w:t>
       </w:r>
     </w:p>
     <w:p>
@@ -10974,7 +10974,7 @@
               <w:rPr>
                 <w:sz w:val="17"/>
               </w:rPr>
-              <w:t>Every page carries at least five lines of real content once the repeated footer and revision stamp are discounted, and the body ink on page 7 reaches 90% down the page. The v2.0.5 export ended on a stub page.</w:t>
+              <w:t>Every page carries at least five lines of real content once the repeated footer and revision stamp are discounted, and the body ink on page 7 reaches 91% down the page. The v2.0.5 export ended on a stub page.</w:t>
             </w:r>
           </w:p>
         </w:tc>
@@ -12905,6 +12905,454 @@
               <w:rPr>
                 <w:sz w:val="18"/>
               </w:rPr>
+              <w:t>Slide 23 face carries exactly two continuation routes</w:t>
+            </w:r>
+          </w:p>
+        </w:tc>
+        <w:tc>
+          <w:tcPr>
+            <w:tcW w:type="dxa" w:w="893"/>
+            <w:shd w:val="clear" w:fill="D9EAD3"/>
+          </w:tcPr>
+          <w:p>
+            <w:r/>
+            <w:r>
+              <w:rPr>
+                <w:b/>
+                <w:color w:val="1A7A1A"/>
+                <w:sz w:val="18"/>
+              </w:rPr>
+              <w:t>PASS</w:t>
+            </w:r>
+          </w:p>
+        </w:tc>
+        <w:tc>
+          <w:tcPr>
+            <w:tcW w:type="dxa" w:w="5587"/>
+          </w:tcPr>
+          <w:p>
+            <w:r/>
+            <w:r>
+              <w:rPr>
+                <w:sz w:val="17"/>
+              </w:rPr>
+              <w:t>numbered rows on the face: 1, 2</w:t>
+            </w:r>
+          </w:p>
+        </w:tc>
+      </w:tr>
+      <w:tr>
+        <w:trPr>
+          <w:cantSplit w:val="true"/>
+        </w:trPr>
+        <w:tc>
+          <w:tcPr>
+            <w:tcW w:type="dxa" w:w="461"/>
+          </w:tcPr>
+          <w:p>
+            <w:r/>
+            <w:r>
+              <w:rPr>
+                <w:sz w:val="18"/>
+              </w:rPr>
+              <w:t>141</w:t>
+            </w:r>
+          </w:p>
+        </w:tc>
+        <w:tc>
+          <w:tcPr>
+            <w:tcW w:type="dxa" w:w="3139"/>
+          </w:tcPr>
+          <w:p>
+            <w:r/>
+            <w:r>
+              <w:rPr>
+                <w:sz w:val="18"/>
+              </w:rPr>
+              <w:t>Slide 23 notes describe exactly two routes</w:t>
+            </w:r>
+          </w:p>
+        </w:tc>
+        <w:tc>
+          <w:tcPr>
+            <w:tcW w:type="dxa" w:w="893"/>
+            <w:shd w:val="clear" w:fill="D9EAD3"/>
+          </w:tcPr>
+          <w:p>
+            <w:r/>
+            <w:r>
+              <w:rPr>
+                <w:b/>
+                <w:color w:val="1A7A1A"/>
+                <w:sz w:val="18"/>
+              </w:rPr>
+              <w:t>PASS</w:t>
+            </w:r>
+          </w:p>
+        </w:tc>
+        <w:tc>
+          <w:tcPr>
+            <w:tcW w:type="dxa" w:w="5587"/>
+          </w:tcPr>
+          <w:p>
+            <w:r/>
+            <w:r>
+              <w:rPr>
+                <w:sz w:val="17"/>
+              </w:rPr>
+              <w:t>the facilitation line names two</w:t>
+            </w:r>
+          </w:p>
+        </w:tc>
+      </w:tr>
+      <w:tr>
+        <w:trPr>
+          <w:cantSplit w:val="true"/>
+        </w:trPr>
+        <w:tc>
+          <w:tcPr>
+            <w:tcW w:type="dxa" w:w="461"/>
+          </w:tcPr>
+          <w:p>
+            <w:r/>
+            <w:r>
+              <w:rPr>
+                <w:sz w:val="18"/>
+              </w:rPr>
+              <w:t>142</w:t>
+            </w:r>
+          </w:p>
+        </w:tc>
+        <w:tc>
+          <w:tcPr>
+            <w:tcW w:type="dxa" w:w="3139"/>
+          </w:tcPr>
+          <w:p>
+            <w:r/>
+            <w:r>
+              <w:rPr>
+                <w:sz w:val="18"/>
+              </w:rPr>
+              <w:t>“three routes” is absent from slide 23 notes</w:t>
+            </w:r>
+          </w:p>
+        </w:tc>
+        <w:tc>
+          <w:tcPr>
+            <w:tcW w:type="dxa" w:w="893"/>
+            <w:shd w:val="clear" w:fill="D9EAD3"/>
+          </w:tcPr>
+          <w:p>
+            <w:r/>
+            <w:r>
+              <w:rPr>
+                <w:b/>
+                <w:color w:val="1A7A1A"/>
+                <w:sz w:val="18"/>
+              </w:rPr>
+              <w:t>PASS</w:t>
+            </w:r>
+          </w:p>
+        </w:tc>
+        <w:tc>
+          <w:tcPr>
+            <w:tcW w:type="dxa" w:w="5587"/>
+          </w:tcPr>
+          <w:p>
+            <w:r/>
+            <w:r>
+              <w:rPr>
+                <w:sz w:val="17"/>
+              </w:rPr>
+              <w:t>the surviving “three” on this slide is “three minutes”, a duration, not a route count</w:t>
+            </w:r>
+          </w:p>
+        </w:tc>
+      </w:tr>
+      <w:tr>
+        <w:trPr>
+          <w:cantSplit w:val="true"/>
+        </w:trPr>
+        <w:tc>
+          <w:tcPr>
+            <w:tcW w:type="dxa" w:w="461"/>
+          </w:tcPr>
+          <w:p>
+            <w:r/>
+            <w:r>
+              <w:rPr>
+                <w:sz w:val="18"/>
+              </w:rPr>
+              <w:t>143</w:t>
+            </w:r>
+          </w:p>
+        </w:tc>
+        <w:tc>
+          <w:tcPr>
+            <w:tcW w:type="dxa" w:w="3139"/>
+          </w:tcPr>
+          <w:p>
+            <w:r/>
+            <w:r>
+              <w:rPr>
+                <w:sz w:val="18"/>
+              </w:rPr>
+              <w:t>No spoken continuation script describes the unavailable Private Read</w:t>
+            </w:r>
+          </w:p>
+        </w:tc>
+        <w:tc>
+          <w:tcPr>
+            <w:tcW w:type="dxa" w:w="893"/>
+            <w:shd w:val="clear" w:fill="D9EAD3"/>
+          </w:tcPr>
+          <w:p>
+            <w:r/>
+            <w:r>
+              <w:rPr>
+                <w:b/>
+                <w:color w:val="1A7A1A"/>
+                <w:sz w:val="18"/>
+              </w:rPr>
+              <w:t>PASS</w:t>
+            </w:r>
+          </w:p>
+        </w:tc>
+        <w:tc>
+          <w:tcPr>
+            <w:tcW w:type="dxa" w:w="5587"/>
+          </w:tcPr>
+          <w:p>
+            <w:r/>
+            <w:r>
+              <w:rPr>
+                <w:sz w:val="17"/>
+              </w:rPr>
+              <w:t>the WHAT TO SAY script names two needs and two routes, and neither slide 23 nor 24 offers a route that cannot be fulfilled</w:t>
+            </w:r>
+          </w:p>
+        </w:tc>
+      </w:tr>
+      <w:tr>
+        <w:trPr>
+          <w:cantSplit w:val="true"/>
+        </w:trPr>
+        <w:tc>
+          <w:tcPr>
+            <w:tcW w:type="dxa" w:w="461"/>
+          </w:tcPr>
+          <w:p>
+            <w:r/>
+            <w:r>
+              <w:rPr>
+                <w:sz w:val="18"/>
+              </w:rPr>
+              <w:t>144</w:t>
+            </w:r>
+          </w:p>
+        </w:tc>
+        <w:tc>
+          <w:tcPr>
+            <w:tcW w:type="dxa" w:w="3139"/>
+          </w:tcPr>
+          <w:p>
+            <w:r/>
+            <w:r>
+              <w:rPr>
+                <w:sz w:val="18"/>
+              </w:rPr>
+              <w:t>Slide 24 carries no internal-facing caption</w:t>
+            </w:r>
+          </w:p>
+        </w:tc>
+        <w:tc>
+          <w:tcPr>
+            <w:tcW w:type="dxa" w:w="893"/>
+            <w:shd w:val="clear" w:fill="D9EAD3"/>
+          </w:tcPr>
+          <w:p>
+            <w:r/>
+            <w:r>
+              <w:rPr>
+                <w:b/>
+                <w:color w:val="1A7A1A"/>
+                <w:sz w:val="18"/>
+              </w:rPr>
+              <w:t>PASS</w:t>
+            </w:r>
+          </w:p>
+        </w:tc>
+        <w:tc>
+          <w:tcPr>
+            <w:tcW w:type="dxa" w:w="5587"/>
+          </w:tcPr>
+          <w:p>
+            <w:r/>
+            <w:r>
+              <w:rPr>
+                <w:sz w:val="17"/>
+              </w:rPr>
+              <w:t>the cover image and the CAPABILITY FORMATION FIELD KIT heading identify the product</w:t>
+            </w:r>
+          </w:p>
+        </w:tc>
+      </w:tr>
+      <w:tr>
+        <w:trPr>
+          <w:cantSplit w:val="true"/>
+        </w:trPr>
+        <w:tc>
+          <w:tcPr>
+            <w:tcW w:type="dxa" w:w="461"/>
+          </w:tcPr>
+          <w:p>
+            <w:r/>
+            <w:r>
+              <w:rPr>
+                <w:sz w:val="18"/>
+              </w:rPr>
+              <w:t>145</w:t>
+            </w:r>
+          </w:p>
+        </w:tc>
+        <w:tc>
+          <w:tcPr>
+            <w:tcW w:type="dxa" w:w="3139"/>
+          </w:tcPr>
+          <w:p>
+            <w:r/>
+            <w:r>
+              <w:rPr>
+                <w:sz w:val="18"/>
+              </w:rPr>
+              <w:t>SOP section 9 states the current Field Kit and Private Read checks</w:t>
+            </w:r>
+          </w:p>
+        </w:tc>
+        <w:tc>
+          <w:tcPr>
+            <w:tcW w:type="dxa" w:w="893"/>
+            <w:shd w:val="clear" w:fill="D9EAD3"/>
+          </w:tcPr>
+          <w:p>
+            <w:r/>
+            <w:r>
+              <w:rPr>
+                <w:b/>
+                <w:color w:val="1A7A1A"/>
+                <w:sz w:val="18"/>
+              </w:rPr>
+              <w:t>PASS</w:t>
+            </w:r>
+          </w:p>
+        </w:tc>
+        <w:tc>
+          <w:tcPr>
+            <w:tcW w:type="dxa" w:w="5587"/>
+          </w:tcPr>
+          <w:p>
+            <w:r/>
+            <w:r>
+              <w:rPr>
+                <w:sz w:val="17"/>
+              </w:rPr>
+              <w:t>the stale line that implied the Private Read was a live route is gone</w:t>
+            </w:r>
+          </w:p>
+        </w:tc>
+      </w:tr>
+      <w:tr>
+        <w:trPr>
+          <w:cantSplit w:val="true"/>
+        </w:trPr>
+        <w:tc>
+          <w:tcPr>
+            <w:tcW w:type="dxa" w:w="461"/>
+          </w:tcPr>
+          <w:p>
+            <w:r/>
+            <w:r>
+              <w:rPr>
+                <w:sz w:val="18"/>
+              </w:rPr>
+              <w:t>146</w:t>
+            </w:r>
+          </w:p>
+        </w:tc>
+        <w:tc>
+          <w:tcPr>
+            <w:tcW w:type="dxa" w:w="3139"/>
+          </w:tcPr>
+          <w:p>
+            <w:r/>
+            <w:r>
+              <w:rPr>
+                <w:sz w:val="18"/>
+              </w:rPr>
+              <w:t>SOP section 12 records LinkedIn built and newsletter unbuilt</w:t>
+            </w:r>
+          </w:p>
+        </w:tc>
+        <w:tc>
+          <w:tcPr>
+            <w:tcW w:type="dxa" w:w="893"/>
+            <w:shd w:val="clear" w:fill="D9EAD3"/>
+          </w:tcPr>
+          <w:p>
+            <w:r/>
+            <w:r>
+              <w:rPr>
+                <w:b/>
+                <w:color w:val="1A7A1A"/>
+                <w:sz w:val="18"/>
+              </w:rPr>
+              <w:t>PASS</w:t>
+            </w:r>
+          </w:p>
+        </w:tc>
+        <w:tc>
+          <w:tcPr>
+            <w:tcW w:type="dxa" w:w="5587"/>
+          </w:tcPr>
+          <w:p>
+            <w:r/>
+            <w:r>
+              <w:rPr>
+                <w:sz w:val="17"/>
+              </w:rPr>
+              <w:t>LinkedIn sits under live-elsewhere; newsletter stays genuinely unbuilt</w:t>
+            </w:r>
+          </w:p>
+        </w:tc>
+      </w:tr>
+      <w:tr>
+        <w:trPr>
+          <w:cantSplit w:val="true"/>
+        </w:trPr>
+        <w:tc>
+          <w:tcPr>
+            <w:tcW w:type="dxa" w:w="461"/>
+          </w:tcPr>
+          <w:p>
+            <w:r/>
+            <w:r>
+              <w:rPr>
+                <w:sz w:val="18"/>
+              </w:rPr>
+              <w:t>147</w:t>
+            </w:r>
+          </w:p>
+        </w:tc>
+        <w:tc>
+          <w:tcPr>
+            <w:tcW w:type="dxa" w:w="3139"/>
+          </w:tcPr>
+          <w:p>
+            <w:r/>
+            <w:r>
+              <w:rPr>
+                <w:sz w:val="18"/>
+              </w:rPr>
               <w:t>Both rehearsal gates remain outstanding</w:t>
             </w:r>
           </w:p>
@@ -12958,7 +13406,7 @@
           <w:color w:val="0F2347"/>
           <w:sz w:val="21"/>
         </w:rPr>
-        <w:t>140 of 140 PASS.</w:t>
+        <w:t>147 of 147 PASS.</w:t>
       </w:r>
     </w:p>
     <w:p>
@@ -13049,7 +13497,7 @@
           <w:color w:val="000000"/>
           <w:sz w:val="19"/>
         </w:rPr>
-        <w:t>DECK. The September 16 deck was exported with LibreOffice Impress and every visible slide inspected. It exports 26 pages — the seven hidden slides are correctly excluded — and the delivered preview is PREVIEW_Presentation_60MIN_v2.0.3_LibreOffice.pdf. LibreOffice substitutes fonts it does not have, so line breaking in that PDF is indicative rather than identical to PowerPoint; the slide overflow test below measures the real embedded typefaces.</w:t>
+        <w:t>DECK. The September 16 deck v2.0.4 was exported with LibreOffice Impress and every visible slide inspected. It exports 26 pages — the seven hidden slides are correctly excluded — and the delivered preview is PREVIEW_Presentation_60MIN_v2.0.4_LibreOffice.pdf, rendered from the v2.0.4 deck in this pass. LibreOffice substitutes fonts it does not have, so line breaking in that PDF is indicative rather than identical to PowerPoint; the slide overflow test below measures the real embedded typefaces.</w:t>
       </w:r>
     </w:p>
     <w:p>
@@ -13063,7 +13511,7 @@
           <w:color w:val="000000"/>
           <w:sz w:val="19"/>
         </w:rPr>
-        <w:t>SOP. Exported with LibreOffice Writer as PREVIEW_SOP_60MIN_v2.0.7_LibreOffice.pdf and inspected page by page. The export is EXACTLY SEVEN PAGES: page 1 portrait, pages 2 and 3 landscape carrying the reconciliation table seven rows then six, and pages 4 through 7 portrait. No page carries fewer than five substantive lines once the repeated footer and revision stamp are discounted, there is no blank, divider-only, transition-only or short spill page, and body ink on page 7 reaches 90% down the page. The page count is pinned, not left open — an unpinned count is what let v2.0.5 ship at eight pages with a stub final page. The delivered preview was re-exported from the delivered .docx and compared page by page against the shipped file: same page count, same orientation on each page, identical text. It is a genuine LibreOffice Writer export, not a custom render of a parallel model.</w:t>
+        <w:t>SOP. Exported with LibreOffice Writer as PREVIEW_SOP_60MIN_v2.0.7_LibreOffice.pdf and inspected page by page. The export is EXACTLY SEVEN PAGES: page 1 portrait, pages 2 and 3 landscape carrying the reconciliation table seven rows then six, and pages 4 through 7 portrait. No page carries fewer than five substantive lines once the repeated footer and revision stamp are discounted, there is no blank, divider-only, transition-only or short spill page, and body ink on page 7 reaches 91% down the page. The page count is pinned, not left open — an unpinned count is what let v2.0.5 ship at eight pages with a stub final page. The delivered preview was re-exported from the delivered .docx and compared page by page against the shipped file: same page count, same orientation on each page, identical text. It is a genuine LibreOffice Writer export, not a custom render of a parallel model.</w:t>
       </w:r>
     </w:p>
     <w:p>
@@ -13320,7 +13768,7 @@
           <w:color w:val="555555"/>
           <w:sz w:val="16"/>
         </w:rPr>
-        <w:t>60-MINUTE REBUILD — CHANGE LOG AND QA REPORT v2.0.7  ·  INTERNAL ONLY  ·  Revised Sunday, August 30, 2026 at 12:39 PM CT</w:t>
+        <w:t>60-MINUTE REBUILD — CHANGE LOG AND QA REPORT v2.0.7  ·  INTERNAL ONLY  ·  Revised Sunday, August 30, 2026 at 1:07 PM CT</w:t>
       </w:r>
     </w:p>
     <w:sectPr>

--- a/sept16-v204-assets/Free_Flagship_60MIN_v2.0.7_Change_Log_and_QA_Report.docx
+++ b/sept16-v204-assets/Free_Flagship_60MIN_v2.0.7_Change_Log_and_QA_Report.docx
@@ -44,7 +44,7 @@
                 <w:color w:val="E3D9C4"/>
                 <w:sz w:val="22"/>
               </w:rPr>
-              <w:t>v2.0.7 CANDIDATE  ·  Revised Sunday, August 30, 2026 at 1:07 PM CT</w:t>
+              <w:t>v2.0.7 CANDIDATE  ·  Revised Sunday, August 30, 2026 at 1:11 PM CT</w:t>
             </w:r>
           </w:p>
         </w:tc>
@@ -66,7 +66,7 @@
           <w:color w:val="B00000"/>
           <w:sz w:val="21"/>
         </w:rPr>
-        <w:t>PRODUCTION REVISION STAMP — Revised Sunday, August 30, 2026 at 1:07 PM CT</w:t>
+        <w:t>PRODUCTION REVISION STAMP — Revised Sunday, August 30, 2026 at 1:11 PM CT</w:t>
       </w:r>
     </w:p>
     <w:p>
@@ -2712,7 +2712,7 @@
           <w:color w:val="0F2347"/>
           <w:sz w:val="32"/>
         </w:rPr>
-        <w:t>Verification — 147 items</w:t>
+        <w:t>Verification — 148 items</w:t>
       </w:r>
     </w:p>
     <w:p>
@@ -13353,6 +13353,70 @@
               <w:rPr>
                 <w:sz w:val="18"/>
               </w:rPr>
+              <w:t>The v2.0.4 presentation preview exists and renders the v2.0.4 deck</w:t>
+            </w:r>
+          </w:p>
+        </w:tc>
+        <w:tc>
+          <w:tcPr>
+            <w:tcW w:type="dxa" w:w="893"/>
+            <w:shd w:val="clear" w:fill="D9EAD3"/>
+          </w:tcPr>
+          <w:p>
+            <w:r/>
+            <w:r>
+              <w:rPr>
+                <w:b/>
+                <w:color w:val="1A7A1A"/>
+                <w:sz w:val="18"/>
+              </w:rPr>
+              <w:t>PASS</w:t>
+            </w:r>
+          </w:p>
+        </w:tc>
+        <w:tc>
+          <w:tcPr>
+            <w:tcW w:type="dxa" w:w="5587"/>
+          </w:tcPr>
+          <w:p>
+            <w:r/>
+            <w:r>
+              <w:rPr>
+                <w:sz w:val="17"/>
+              </w:rPr>
+              <w:t>26 pages, one per active slide, so the QA report has a current artifact to name. The report generator additionally refuses to save if any stale v2.0.3 presentation-preview filename survives outside an explicit historical-provenance sentence.</w:t>
+            </w:r>
+          </w:p>
+        </w:tc>
+      </w:tr>
+      <w:tr>
+        <w:trPr>
+          <w:cantSplit w:val="true"/>
+        </w:trPr>
+        <w:tc>
+          <w:tcPr>
+            <w:tcW w:type="dxa" w:w="461"/>
+          </w:tcPr>
+          <w:p>
+            <w:r/>
+            <w:r>
+              <w:rPr>
+                <w:sz w:val="18"/>
+              </w:rPr>
+              <w:t>148</w:t>
+            </w:r>
+          </w:p>
+        </w:tc>
+        <w:tc>
+          <w:tcPr>
+            <w:tcW w:type="dxa" w:w="3139"/>
+          </w:tcPr>
+          <w:p>
+            <w:r/>
+            <w:r>
+              <w:rPr>
+                <w:sz w:val="18"/>
+              </w:rPr>
               <w:t>Both rehearsal gates remain outstanding</w:t>
             </w:r>
           </w:p>
@@ -13406,7 +13470,7 @@
           <w:color w:val="0F2347"/>
           <w:sz w:val="21"/>
         </w:rPr>
-        <w:t>147 of 147 PASS.</w:t>
+        <w:t>148 of 148 PASS.</w:t>
       </w:r>
     </w:p>
     <w:p>
@@ -13768,7 +13832,7 @@
           <w:color w:val="555555"/>
           <w:sz w:val="16"/>
         </w:rPr>
-        <w:t>60-MINUTE REBUILD — CHANGE LOG AND QA REPORT v2.0.7  ·  INTERNAL ONLY  ·  Revised Sunday, August 30, 2026 at 1:07 PM CT</w:t>
+        <w:t>60-MINUTE REBUILD — CHANGE LOG AND QA REPORT v2.0.7  ·  INTERNAL ONLY  ·  Revised Sunday, August 30, 2026 at 1:11 PM CT</w:t>
       </w:r>
     </w:p>
     <w:sectPr>
